--- a/docs/Compte_rendu_livrable_challenge_ai_engineer.docx
+++ b/docs/Compte_rendu_livrable_challenge_ai_engineer.docx
@@ -68,8 +68,133 @@
           <w:color w:val="555555"/>
           <w:lang w:val="fr-FR"/>
         </w:rPr>
-        <w:t>Application de chat analytique sur les résultats électoraux EDAN 2025</w:t>
+        <w:t xml:space="preserve">Application de chat analytique sur les résultats </w:t>
       </w:r>
+      <w:r>
+        <w:rPr>
+          <w:rFonts w:asciiTheme="majorBidi" w:hAnsiTheme="majorBidi" w:cstheme="majorBidi"/>
+          <w:color w:val="555555"/>
+          <w:lang w:val="fr-FR"/>
+        </w:rPr>
+        <w:t xml:space="preserve">des élections législatives </w:t>
+      </w:r>
+      <w:r>
+        <w:rPr>
+          <w:rFonts w:asciiTheme="majorBidi" w:hAnsiTheme="majorBidi" w:cstheme="majorBidi"/>
+          <w:color w:val="555555"/>
+          <w:lang w:val="fr-FR"/>
+        </w:rPr>
+        <w:t>2025</w:t>
+      </w:r>
+    </w:p>
+    <w:p>
+      <w:pPr>
+        <w:pStyle w:val="Titre2"/>
+        <w:rPr>
+          <w:rFonts w:asciiTheme="majorBidi" w:hAnsiTheme="majorBidi"/>
+          <w:lang w:val="fr-FR"/>
+        </w:rPr>
+      </w:pPr>
+      <w:r>
+        <w:rPr>
+          <w:rFonts w:asciiTheme="majorBidi" w:hAnsiTheme="majorBidi"/>
+          <w:lang w:val="fr-FR"/>
+        </w:rPr>
+        <w:t xml:space="preserve">Liens </w:t>
+      </w:r>
+      <w:r>
+        <w:rPr>
+          <w:rFonts w:asciiTheme="majorBidi" w:hAnsiTheme="majorBidi"/>
+          <w:lang w:val="fr-FR"/>
+        </w:rPr>
+        <w:t>utiles</w:t>
+      </w:r>
+    </w:p>
+    <w:p>
+      <w:pPr>
+        <w:rPr>
+          <w:rFonts w:asciiTheme="majorBidi" w:hAnsiTheme="majorBidi" w:cstheme="majorBidi"/>
+          <w:lang w:val="fr-FR"/>
+        </w:rPr>
+      </w:pPr>
+      <w:r>
+        <w:rPr>
+          <w:rFonts w:asciiTheme="majorBidi" w:hAnsiTheme="majorBidi" w:cstheme="majorBidi"/>
+          <w:b/>
+          <w:lang w:val="fr-FR"/>
+        </w:rPr>
+        <w:t xml:space="preserve">Dépôt GitHub : </w:t>
+      </w:r>
+      <w:hyperlink r:id="rId8">
+        <w:r>
+          <w:rPr>
+            <w:rFonts w:asciiTheme="majorBidi" w:hAnsiTheme="majorBidi" w:cstheme="majorBidi"/>
+            <w:color w:val="0563C1"/>
+            <w:u w:val="single"/>
+            <w:lang w:val="fr-FR"/>
+          </w:rPr>
+          <w:t>https://github.com/ankey207/artefact_challenge</w:t>
+        </w:r>
+      </w:hyperlink>
+    </w:p>
+    <w:p>
+      <w:pPr>
+        <w:rPr>
+          <w:rFonts w:asciiTheme="majorBidi" w:hAnsiTheme="majorBidi" w:cstheme="majorBidi"/>
+          <w:lang w:val="fr-FR"/>
+        </w:rPr>
+      </w:pPr>
+      <w:r>
+        <w:rPr>
+          <w:rFonts w:asciiTheme="majorBidi" w:hAnsiTheme="majorBidi" w:cstheme="majorBidi"/>
+          <w:b/>
+          <w:lang w:val="fr-FR"/>
+        </w:rPr>
+        <w:t xml:space="preserve">Run Langfuse de référence : </w:t>
+      </w:r>
+      <w:hyperlink r:id="rId9">
+        <w:r>
+          <w:rPr>
+            <w:rFonts w:asciiTheme="majorBidi" w:hAnsiTheme="majorBidi" w:cstheme="majorBidi"/>
+            <w:color w:val="0563C1"/>
+            <w:u w:val="single"/>
+            <w:lang w:val="fr-FR"/>
+          </w:rPr>
+          <w:t>https://cloud.langfuse.com/project/cmqu4snwl03r8ad0diq27f58x/datasets/cmqu9h2kp06t2ad0co3lrlsfy/runs/ae49030c-97a4-44fb-8100-f47ab91c6ff3</w:t>
+        </w:r>
+      </w:hyperlink>
+    </w:p>
+    <w:p>
+      <w:pPr>
+        <w:rPr>
+          <w:rFonts w:asciiTheme="majorBidi" w:hAnsiTheme="majorBidi" w:cstheme="majorBidi"/>
+          <w:lang w:val="fr-FR"/>
+        </w:rPr>
+      </w:pPr>
+      <w:r>
+        <w:rPr>
+          <w:rFonts w:asciiTheme="majorBidi" w:hAnsiTheme="majorBidi" w:cstheme="majorBidi"/>
+          <w:b/>
+          <w:lang w:val="fr-FR"/>
+        </w:rPr>
+        <w:t xml:space="preserve">Accès Langfuse : </w:t>
+      </w:r>
+      <w:r>
+        <w:rPr>
+          <w:rFonts w:asciiTheme="majorBidi" w:hAnsiTheme="majorBidi" w:cstheme="majorBidi"/>
+          <w:lang w:val="fr-FR"/>
+        </w:rPr>
+        <w:t>projet partagé en lecture seule avec fabrice.zapfack@artefact.com.</w:t>
+      </w:r>
+    </w:p>
+    <w:p>
+      <w:pPr>
+        <w:spacing w:after="240"/>
+        <w:rPr>
+          <w:rFonts w:asciiTheme="majorBidi" w:hAnsiTheme="majorBidi" w:cstheme="majorBidi"/>
+          <w:lang w:val="fr-FR"/>
+        </w:rPr>
+      </w:pPr>
     </w:p>
     <w:p>
       <w:pPr>
@@ -105,55 +230,7 @@
           <w:rFonts w:asciiTheme="majorBidi" w:hAnsiTheme="majorBidi" w:cstheme="majorBidi"/>
           <w:lang w:val="fr-FR"/>
         </w:rPr>
-        <w:t xml:space="preserve">Le projet met en place une application Streamlit permettant d’interroger le PDF officiel des résultats électoraux EDAN 2025. Le pipeline extrait les données du PDF, construit une base </w:t>
-      </w:r>
-      <w:proofErr w:type="spellStart"/>
-      <w:r>
-        <w:rPr>
-          <w:rFonts w:asciiTheme="majorBidi" w:hAnsiTheme="majorBidi" w:cstheme="majorBidi"/>
-          <w:lang w:val="fr-FR"/>
-        </w:rPr>
-        <w:t>DuckDB</w:t>
-      </w:r>
-      <w:proofErr w:type="spellEnd"/>
-      <w:r>
-        <w:rPr>
-          <w:rFonts w:asciiTheme="majorBidi" w:hAnsiTheme="majorBidi" w:cstheme="majorBidi"/>
-          <w:lang w:val="fr-FR"/>
-        </w:rPr>
-        <w:t xml:space="preserve">, prépare des vues analytiques, génère des </w:t>
-      </w:r>
-      <w:proofErr w:type="spellStart"/>
-      <w:r>
-        <w:rPr>
-          <w:rFonts w:asciiTheme="majorBidi" w:hAnsiTheme="majorBidi" w:cstheme="majorBidi"/>
-          <w:lang w:val="fr-FR"/>
-        </w:rPr>
-        <w:t>chunks</w:t>
-      </w:r>
-      <w:proofErr w:type="spellEnd"/>
-      <w:r>
-        <w:rPr>
-          <w:rFonts w:asciiTheme="majorBidi" w:hAnsiTheme="majorBidi" w:cstheme="majorBidi"/>
-          <w:lang w:val="fr-FR"/>
-        </w:rPr>
-        <w:t xml:space="preserve"> RAG et calcule des </w:t>
-      </w:r>
-      <w:proofErr w:type="spellStart"/>
-      <w:r>
-        <w:rPr>
-          <w:rFonts w:asciiTheme="majorBidi" w:hAnsiTheme="majorBidi" w:cstheme="majorBidi"/>
-          <w:lang w:val="fr-FR"/>
-        </w:rPr>
-        <w:t>embeddings</w:t>
-      </w:r>
-      <w:proofErr w:type="spellEnd"/>
-      <w:r>
-        <w:rPr>
-          <w:rFonts w:asciiTheme="majorBidi" w:hAnsiTheme="majorBidi" w:cstheme="majorBidi"/>
-          <w:lang w:val="fr-FR"/>
-        </w:rPr>
-        <w:t xml:space="preserve"> pour la recherche hybride.</w:t>
+        <w:t>Le projet met en place une application Streamlit permettant d’interroger le PDF officiel des résultats électoraux EDAN 2025. Le pipeline extrait les données du PDF, construit une base DuckDB, prépare des vues analytiques, génère des chunks RAG et calcule des embeddings pour la recherche hybride.</w:t>
       </w:r>
     </w:p>
     <w:p>
@@ -185,39 +262,7 @@
           <w:rFonts w:asciiTheme="majorBidi" w:hAnsiTheme="majorBidi" w:cstheme="majorBidi"/>
           <w:lang w:val="fr-FR"/>
         </w:rPr>
-        <w:t xml:space="preserve">La traçabilité et l’évaluation sont centralisées dans </w:t>
-      </w:r>
-      <w:proofErr w:type="spellStart"/>
-      <w:r>
-        <w:rPr>
-          <w:rFonts w:asciiTheme="majorBidi" w:hAnsiTheme="majorBidi" w:cstheme="majorBidi"/>
-          <w:lang w:val="fr-FR"/>
-        </w:rPr>
-        <w:t>Langfuse</w:t>
-      </w:r>
-      <w:proofErr w:type="spellEnd"/>
-      <w:r>
-        <w:rPr>
-          <w:rFonts w:asciiTheme="majorBidi" w:hAnsiTheme="majorBidi" w:cstheme="majorBidi"/>
-          <w:lang w:val="fr-FR"/>
-        </w:rPr>
-        <w:t xml:space="preserve">. Les traces couvrent les routes, les nœuds </w:t>
-      </w:r>
-      <w:proofErr w:type="spellStart"/>
-      <w:r>
-        <w:rPr>
-          <w:rFonts w:asciiTheme="majorBidi" w:hAnsiTheme="majorBidi" w:cstheme="majorBidi"/>
-          <w:lang w:val="fr-FR"/>
-        </w:rPr>
-        <w:t>LangGraph</w:t>
-      </w:r>
-      <w:proofErr w:type="spellEnd"/>
-      <w:r>
-        <w:rPr>
-          <w:rFonts w:asciiTheme="majorBidi" w:hAnsiTheme="majorBidi" w:cstheme="majorBidi"/>
-          <w:lang w:val="fr-FR"/>
-        </w:rPr>
-        <w:t>, les appels LLM, le SQL, le RAG, les scores, les coûts, les latences et les retours utilisateur. La suite d’évaluation comprend 42 cas et le dernier run complet a obtenu 42/42 réussites.</w:t>
+        <w:t>La traçabilité et l’évaluation sont centralisées dans Langfuse. Les traces couvrent les routes, les nœuds LangGraph, les appels LLM, le SQL, le RAG, les scores, les coûts, les latences et les retours utilisateur. La suite d’évaluation comprend 42 cas et le dernier run complet a obtenu 42/42 réussites.</w:t>
       </w:r>
     </w:p>
     <w:p>
@@ -249,41 +294,13 @@
           <w:lang w:val="fr-FR"/>
         </w:rPr>
       </w:pPr>
-      <w:proofErr w:type="spellStart"/>
       <w:r>
         <w:rPr>
           <w:rFonts w:asciiTheme="majorBidi" w:hAnsiTheme="majorBidi" w:cstheme="majorBidi"/>
           <w:color w:val="000000"/>
           <w:lang w:val="fr-FR"/>
         </w:rPr>
-        <w:t>DuckDB</w:t>
-      </w:r>
-      <w:proofErr w:type="spellEnd"/>
-      <w:r>
-        <w:rPr>
-          <w:rFonts w:asciiTheme="majorBidi" w:hAnsiTheme="majorBidi" w:cstheme="majorBidi"/>
-          <w:color w:val="000000"/>
-          <w:lang w:val="fr-FR"/>
-        </w:rPr>
-        <w:t xml:space="preserve"> est utilisé comme base locale car le </w:t>
-      </w:r>
-      <w:proofErr w:type="gramStart"/>
-      <w:r>
-        <w:rPr>
-          <w:rFonts w:asciiTheme="majorBidi" w:hAnsiTheme="majorBidi" w:cstheme="majorBidi"/>
-          <w:color w:val="000000"/>
-          <w:lang w:val="fr-FR"/>
-        </w:rPr>
-        <w:t>challenge</w:t>
-      </w:r>
-      <w:proofErr w:type="gramEnd"/>
-      <w:r>
-        <w:rPr>
-          <w:rFonts w:asciiTheme="majorBidi" w:hAnsiTheme="majorBidi" w:cstheme="majorBidi"/>
-          <w:color w:val="000000"/>
-          <w:lang w:val="fr-FR"/>
-        </w:rPr>
-        <w:t xml:space="preserve"> demande un démonstrateur reproductible, simple à lancer et suffisamment performant pour des agrégations électorales. Le PDF EDAN 2025 reste la source de vérité unique ; la base sert uniquement à rendre les données tabulaires interrogeables et auditables.</w:t>
+        <w:t>DuckDB est utilisé comme base locale car le challenge demande un démonstrateur reproductible, simple à lancer et suffisamment performant pour des agrégations électorales. Le PDF EDAN 2025 reste la source de vérité unique ; la base sert uniquement à rendre les données tabulaires interrogeables et auditables.</w:t>
       </w:r>
     </w:p>
     <w:p>
@@ -335,115 +352,7 @@
           <w:color w:val="000000"/>
           <w:lang w:val="fr-FR"/>
         </w:rPr>
-        <w:t xml:space="preserve">La table </w:t>
-      </w:r>
-      <w:proofErr w:type="spellStart"/>
-      <w:r>
-        <w:rPr>
-          <w:rFonts w:asciiTheme="majorBidi" w:hAnsiTheme="majorBidi" w:cstheme="majorBidi"/>
-          <w:color w:val="000000"/>
-          <w:lang w:val="fr-FR"/>
-        </w:rPr>
-        <w:t>rag_chunks</w:t>
-      </w:r>
-      <w:proofErr w:type="spellEnd"/>
-      <w:r>
-        <w:rPr>
-          <w:rFonts w:asciiTheme="majorBidi" w:hAnsiTheme="majorBidi" w:cstheme="majorBidi"/>
-          <w:color w:val="000000"/>
-          <w:lang w:val="fr-FR"/>
-        </w:rPr>
-        <w:t xml:space="preserve"> sert au chemin RAG : elle transforme les lignes importantes du PDF en texte recherchable avec </w:t>
-      </w:r>
-      <w:proofErr w:type="spellStart"/>
-      <w:r>
-        <w:rPr>
-          <w:rFonts w:asciiTheme="majorBidi" w:hAnsiTheme="majorBidi" w:cstheme="majorBidi"/>
-          <w:color w:val="000000"/>
-          <w:lang w:val="fr-FR"/>
-        </w:rPr>
-        <w:t>embeddings</w:t>
-      </w:r>
-      <w:proofErr w:type="spellEnd"/>
-      <w:r>
-        <w:rPr>
-          <w:rFonts w:asciiTheme="majorBidi" w:hAnsiTheme="majorBidi" w:cstheme="majorBidi"/>
-          <w:color w:val="000000"/>
-          <w:lang w:val="fr-FR"/>
-        </w:rPr>
-        <w:t xml:space="preserve">, tout en conservant </w:t>
-      </w:r>
-      <w:proofErr w:type="spellStart"/>
-      <w:r>
-        <w:rPr>
-          <w:rFonts w:asciiTheme="majorBidi" w:hAnsiTheme="majorBidi" w:cstheme="majorBidi"/>
-          <w:color w:val="000000"/>
-          <w:lang w:val="fr-FR"/>
-        </w:rPr>
-        <w:t>source_page</w:t>
-      </w:r>
-      <w:proofErr w:type="spellEnd"/>
-      <w:r>
-        <w:rPr>
-          <w:rFonts w:asciiTheme="majorBidi" w:hAnsiTheme="majorBidi" w:cstheme="majorBidi"/>
-          <w:color w:val="000000"/>
-          <w:lang w:val="fr-FR"/>
-        </w:rPr>
-        <w:t xml:space="preserve">, </w:t>
-      </w:r>
-      <w:proofErr w:type="spellStart"/>
-      <w:r>
-        <w:rPr>
-          <w:rFonts w:asciiTheme="majorBidi" w:hAnsiTheme="majorBidi" w:cstheme="majorBidi"/>
-          <w:color w:val="000000"/>
-          <w:lang w:val="fr-FR"/>
-        </w:rPr>
-        <w:t>source_type</w:t>
-      </w:r>
-      <w:proofErr w:type="spellEnd"/>
-      <w:r>
-        <w:rPr>
-          <w:rFonts w:asciiTheme="majorBidi" w:hAnsiTheme="majorBidi" w:cstheme="majorBidi"/>
-          <w:color w:val="000000"/>
-          <w:lang w:val="fr-FR"/>
-        </w:rPr>
-        <w:t xml:space="preserve">, </w:t>
-      </w:r>
-      <w:proofErr w:type="spellStart"/>
-      <w:r>
-        <w:rPr>
-          <w:rFonts w:asciiTheme="majorBidi" w:hAnsiTheme="majorBidi" w:cstheme="majorBidi"/>
-          <w:color w:val="000000"/>
-          <w:lang w:val="fr-FR"/>
-        </w:rPr>
-        <w:t>source_id</w:t>
-      </w:r>
-      <w:proofErr w:type="spellEnd"/>
-      <w:r>
-        <w:rPr>
-          <w:rFonts w:asciiTheme="majorBidi" w:hAnsiTheme="majorBidi" w:cstheme="majorBidi"/>
-          <w:color w:val="000000"/>
-          <w:lang w:val="fr-FR"/>
-        </w:rPr>
-        <w:t xml:space="preserve"> et </w:t>
-      </w:r>
-      <w:proofErr w:type="spellStart"/>
-      <w:r>
-        <w:rPr>
-          <w:rFonts w:asciiTheme="majorBidi" w:hAnsiTheme="majorBidi" w:cstheme="majorBidi"/>
-          <w:color w:val="000000"/>
-          <w:lang w:val="fr-FR"/>
-        </w:rPr>
-        <w:t>chunk_id</w:t>
-      </w:r>
-      <w:proofErr w:type="spellEnd"/>
-      <w:r>
-        <w:rPr>
-          <w:rFonts w:asciiTheme="majorBidi" w:hAnsiTheme="majorBidi" w:cstheme="majorBidi"/>
-          <w:color w:val="000000"/>
-          <w:lang w:val="fr-FR"/>
-        </w:rPr>
-        <w:t>. Cette séparation permet de répondre aux questions narratives ou floues sans exposer directement toutes les tables SQL.</w:t>
+        <w:t>La table rag_chunks sert au chemin RAG : elle transforme les lignes importantes du PDF en texte recherchable avec embeddings, tout en conservant source_page, source_type, source_id et chunk_id. Cette séparation permet de répondre aux questions narratives ou floues sans exposer directement toutes les tables SQL.</w:t>
       </w:r>
     </w:p>
     <w:p>
@@ -460,185 +369,7 @@
           <w:color w:val="000000"/>
           <w:lang w:val="fr-FR"/>
         </w:rPr>
-        <w:t xml:space="preserve">La table </w:t>
-      </w:r>
-      <w:proofErr w:type="spellStart"/>
-      <w:r>
-        <w:rPr>
-          <w:rFonts w:asciiTheme="majorBidi" w:hAnsiTheme="majorBidi" w:cstheme="majorBidi"/>
-          <w:color w:val="000000"/>
-          <w:lang w:val="fr-FR"/>
-        </w:rPr>
-        <w:t>entity_aliases</w:t>
-      </w:r>
-      <w:proofErr w:type="spellEnd"/>
-      <w:r>
-        <w:rPr>
-          <w:rFonts w:asciiTheme="majorBidi" w:hAnsiTheme="majorBidi" w:cstheme="majorBidi"/>
-          <w:color w:val="000000"/>
-          <w:lang w:val="fr-FR"/>
-        </w:rPr>
-        <w:t xml:space="preserve"> centralise les variantes d’écriture, fautes fréquentes, accents, casse et alias de partis/localités. Elle améliore la robustesse du routage et évite de demander au LLM de deviner seul les correspondances d’entités.</w:t>
-      </w:r>
-    </w:p>
-    <w:p>
-      <w:pPr>
-        <w:jc w:val="both"/>
-        <w:rPr>
-          <w:rFonts w:asciiTheme="majorBidi" w:hAnsiTheme="majorBidi" w:cstheme="majorBidi"/>
-          <w:lang w:val="fr-FR"/>
-        </w:rPr>
-      </w:pPr>
-      <w:r>
-        <w:rPr>
-          <w:rFonts w:asciiTheme="majorBidi" w:hAnsiTheme="majorBidi" w:cstheme="majorBidi"/>
-          <w:color w:val="000000"/>
-          <w:lang w:val="fr-FR"/>
-        </w:rPr>
-        <w:t xml:space="preserve">La table </w:t>
-      </w:r>
-      <w:proofErr w:type="spellStart"/>
-      <w:r>
-        <w:rPr>
-          <w:rFonts w:asciiTheme="majorBidi" w:hAnsiTheme="majorBidi" w:cstheme="majorBidi"/>
-          <w:color w:val="000000"/>
-          <w:lang w:val="fr-FR"/>
-        </w:rPr>
-        <w:t>dataset_versions</w:t>
-      </w:r>
-      <w:proofErr w:type="spellEnd"/>
-      <w:r>
-        <w:rPr>
-          <w:rFonts w:asciiTheme="majorBidi" w:hAnsiTheme="majorBidi" w:cstheme="majorBidi"/>
-          <w:color w:val="000000"/>
-          <w:lang w:val="fr-FR"/>
-        </w:rPr>
-        <w:t xml:space="preserve"> documente la reproductibilité : hash du PDF, versions de schéma/</w:t>
-      </w:r>
-      <w:proofErr w:type="spellStart"/>
-      <w:r>
-        <w:rPr>
-          <w:rFonts w:asciiTheme="majorBidi" w:hAnsiTheme="majorBidi" w:cstheme="majorBidi"/>
-          <w:color w:val="000000"/>
-          <w:lang w:val="fr-FR"/>
-        </w:rPr>
-        <w:t>chunking</w:t>
-      </w:r>
-      <w:proofErr w:type="spellEnd"/>
-      <w:r>
-        <w:rPr>
-          <w:rFonts w:asciiTheme="majorBidi" w:hAnsiTheme="majorBidi" w:cstheme="majorBidi"/>
-          <w:color w:val="000000"/>
-          <w:lang w:val="fr-FR"/>
-        </w:rPr>
-        <w:t>, modèle d’</w:t>
-      </w:r>
-      <w:proofErr w:type="spellStart"/>
-      <w:r>
-        <w:rPr>
-          <w:rFonts w:asciiTheme="majorBidi" w:hAnsiTheme="majorBidi" w:cstheme="majorBidi"/>
-          <w:color w:val="000000"/>
-          <w:lang w:val="fr-FR"/>
-        </w:rPr>
-        <w:t>embedding</w:t>
-      </w:r>
-      <w:proofErr w:type="spellEnd"/>
-      <w:r>
-        <w:rPr>
-          <w:rFonts w:asciiTheme="majorBidi" w:hAnsiTheme="majorBidi" w:cstheme="majorBidi"/>
-          <w:color w:val="000000"/>
-          <w:lang w:val="fr-FR"/>
-        </w:rPr>
-        <w:t xml:space="preserve"> et volumes extraits. Elle permet de savoir exactement sur quelle version de données une réponse ou une évaluation a été produite.</w:t>
-      </w:r>
-    </w:p>
-    <w:p>
-      <w:pPr>
-        <w:jc w:val="both"/>
-        <w:rPr>
-          <w:rFonts w:asciiTheme="majorBidi" w:hAnsiTheme="majorBidi" w:cstheme="majorBidi"/>
-          <w:lang w:val="fr-FR"/>
-        </w:rPr>
-      </w:pPr>
-      <w:r>
-        <w:rPr>
-          <w:rFonts w:asciiTheme="majorBidi" w:hAnsiTheme="majorBidi" w:cstheme="majorBidi"/>
-          <w:color w:val="000000"/>
-          <w:lang w:val="fr-FR"/>
-        </w:rPr>
-        <w:t xml:space="preserve">Les vues </w:t>
-      </w:r>
-      <w:proofErr w:type="spellStart"/>
-      <w:r>
-        <w:rPr>
-          <w:rFonts w:asciiTheme="majorBidi" w:hAnsiTheme="majorBidi" w:cstheme="majorBidi"/>
-          <w:color w:val="000000"/>
-          <w:lang w:val="fr-FR"/>
-        </w:rPr>
-        <w:t>vw_results_clean</w:t>
-      </w:r>
-      <w:proofErr w:type="spellEnd"/>
-      <w:r>
-        <w:rPr>
-          <w:rFonts w:asciiTheme="majorBidi" w:hAnsiTheme="majorBidi" w:cstheme="majorBidi"/>
-          <w:color w:val="000000"/>
-          <w:lang w:val="fr-FR"/>
-        </w:rPr>
-        <w:t xml:space="preserve">, </w:t>
-      </w:r>
-      <w:proofErr w:type="spellStart"/>
-      <w:r>
-        <w:rPr>
-          <w:rFonts w:asciiTheme="majorBidi" w:hAnsiTheme="majorBidi" w:cstheme="majorBidi"/>
-          <w:color w:val="000000"/>
-          <w:lang w:val="fr-FR"/>
-        </w:rPr>
-        <w:t>vw_winners</w:t>
-      </w:r>
-      <w:proofErr w:type="spellEnd"/>
-      <w:r>
-        <w:rPr>
-          <w:rFonts w:asciiTheme="majorBidi" w:hAnsiTheme="majorBidi" w:cstheme="majorBidi"/>
-          <w:color w:val="000000"/>
-          <w:lang w:val="fr-FR"/>
-        </w:rPr>
-        <w:t xml:space="preserve">, </w:t>
-      </w:r>
-      <w:proofErr w:type="spellStart"/>
-      <w:r>
-        <w:rPr>
-          <w:rFonts w:asciiTheme="majorBidi" w:hAnsiTheme="majorBidi" w:cstheme="majorBidi"/>
-          <w:color w:val="000000"/>
-          <w:lang w:val="fr-FR"/>
-        </w:rPr>
-        <w:t>vw_turnout_by_region</w:t>
-      </w:r>
-      <w:proofErr w:type="spellEnd"/>
-      <w:r>
-        <w:rPr>
-          <w:rFonts w:asciiTheme="majorBidi" w:hAnsiTheme="majorBidi" w:cstheme="majorBidi"/>
-          <w:color w:val="000000"/>
-          <w:lang w:val="fr-FR"/>
-        </w:rPr>
-        <w:t xml:space="preserve"> et </w:t>
-      </w:r>
-      <w:proofErr w:type="spellStart"/>
-      <w:r>
-        <w:rPr>
-          <w:rFonts w:asciiTheme="majorBidi" w:hAnsiTheme="majorBidi" w:cstheme="majorBidi"/>
-          <w:color w:val="000000"/>
-          <w:lang w:val="fr-FR"/>
-        </w:rPr>
-        <w:t>vw_national_summary</w:t>
-      </w:r>
-      <w:proofErr w:type="spellEnd"/>
-      <w:r>
-        <w:rPr>
-          <w:rFonts w:asciiTheme="majorBidi" w:hAnsiTheme="majorBidi" w:cstheme="majorBidi"/>
-          <w:color w:val="000000"/>
-          <w:lang w:val="fr-FR"/>
-        </w:rPr>
-        <w:t xml:space="preserve"> sont volontairement exposées à l’agent SQL. Elles simplifient les requêtes, réduisent le risque d’erreur de jointure et limitent le périmètre accessible au modèle.</w:t>
+        <w:t>La table entity_aliases centralise les variantes d’écriture, fautes fréquentes, accents, casse et alias de partis/localités. Elle améliore la robustesse du routage et évite de demander au LLM de deviner seul les correspondances d’entités.</w:t>
       </w:r>
     </w:p>
     <w:p>
@@ -656,61 +387,41 @@
           <w:lang w:val="fr-FR"/>
         </w:rPr>
         <w:lastRenderedPageBreak/>
-        <w:t xml:space="preserve">Les tables techniques </w:t>
+        <w:t>La table dataset_versions documente la reproductibilité : hash du PDF, versions de schéma/chunking, modèle d’embedding et volumes extraits. Elle permet de savoir exactement sur quelle version de données une réponse ou une évaluation a été produite.</w:t>
       </w:r>
-      <w:proofErr w:type="spellStart"/>
+    </w:p>
+    <w:p>
+      <w:pPr>
+        <w:jc w:val="both"/>
+        <w:rPr>
+          <w:rFonts w:asciiTheme="majorBidi" w:hAnsiTheme="majorBidi" w:cstheme="majorBidi"/>
+          <w:lang w:val="fr-FR"/>
+        </w:rPr>
+      </w:pPr>
       <w:r>
         <w:rPr>
           <w:rFonts w:asciiTheme="majorBidi" w:hAnsiTheme="majorBidi" w:cstheme="majorBidi"/>
           <w:color w:val="000000"/>
           <w:lang w:val="fr-FR"/>
         </w:rPr>
-        <w:t>eval_cases</w:t>
+        <w:t>Les vues vw_results_clean, vw_winners, vw_turnout_by_region et vw_national_summary sont volontairement exposées à l’agent SQL. Elles simplifient les requêtes, réduisent le risque d’erreur de jointure et limitent le périmètre accessible au modèle.</w:t>
       </w:r>
-      <w:proofErr w:type="spellEnd"/>
+    </w:p>
+    <w:p>
+      <w:pPr>
+        <w:jc w:val="both"/>
+        <w:rPr>
+          <w:rFonts w:asciiTheme="majorBidi" w:hAnsiTheme="majorBidi" w:cstheme="majorBidi"/>
+          <w:lang w:val="fr-FR"/>
+        </w:rPr>
+      </w:pPr>
       <w:r>
         <w:rPr>
           <w:rFonts w:asciiTheme="majorBidi" w:hAnsiTheme="majorBidi" w:cstheme="majorBidi"/>
           <w:color w:val="000000"/>
           <w:lang w:val="fr-FR"/>
         </w:rPr>
-        <w:t xml:space="preserve"> et </w:t>
-      </w:r>
-      <w:proofErr w:type="spellStart"/>
-      <w:r>
-        <w:rPr>
-          <w:rFonts w:asciiTheme="majorBidi" w:hAnsiTheme="majorBidi" w:cstheme="majorBidi"/>
-          <w:color w:val="000000"/>
-          <w:lang w:val="fr-FR"/>
-        </w:rPr>
-        <w:t>query_traces</w:t>
-      </w:r>
-      <w:proofErr w:type="spellEnd"/>
-      <w:r>
-        <w:rPr>
-          <w:rFonts w:asciiTheme="majorBidi" w:hAnsiTheme="majorBidi" w:cstheme="majorBidi"/>
-          <w:color w:val="000000"/>
-          <w:lang w:val="fr-FR"/>
-        </w:rPr>
-        <w:t xml:space="preserve"> servent respectivement aux tests et à l’audit historique de requêtes. L’observabilité principale est aujourd’hui dans </w:t>
-      </w:r>
-      <w:proofErr w:type="spellStart"/>
-      <w:r>
-        <w:rPr>
-          <w:rFonts w:asciiTheme="majorBidi" w:hAnsiTheme="majorBidi" w:cstheme="majorBidi"/>
-          <w:color w:val="000000"/>
-          <w:lang w:val="fr-FR"/>
-        </w:rPr>
-        <w:t>Langfuse</w:t>
-      </w:r>
-      <w:proofErr w:type="spellEnd"/>
-      <w:r>
-        <w:rPr>
-          <w:rFonts w:asciiTheme="majorBidi" w:hAnsiTheme="majorBidi" w:cstheme="majorBidi"/>
-          <w:color w:val="000000"/>
-          <w:lang w:val="fr-FR"/>
-        </w:rPr>
-        <w:t>, mais ces tables décrivent le niveau de suivi prévu dans la base de démonstration.</w:t>
+        <w:t>Les tables techniques eval_cases et query_traces servent respectivement aux tests et à l’audit historique de requêtes. L’observabilité principale est aujourd’hui dans Langfuse, mais ces tables décrivent le niveau de suivi prévu dans la base de démonstration.</w:t>
       </w:r>
     </w:p>
     <w:p>
@@ -747,19 +458,8 @@
           <w:color w:val="555555"/>
           <w:lang w:val="fr-FR"/>
         </w:rPr>
-        <w:t xml:space="preserve">ase </w:t>
+        <w:t>ase DuckDB</w:t>
       </w:r>
-      <w:proofErr w:type="spellStart"/>
-      <w:r>
-        <w:rPr>
-          <w:rFonts w:asciiTheme="majorBidi" w:hAnsiTheme="majorBidi" w:cstheme="majorBidi"/>
-          <w:i/>
-          <w:color w:val="555555"/>
-          <w:lang w:val="fr-FR"/>
-        </w:rPr>
-        <w:t>DuckDB</w:t>
-      </w:r>
-      <w:proofErr w:type="spellEnd"/>
     </w:p>
     <w:p>
       <w:pPr>
@@ -776,6 +476,7 @@
           <w:noProof/>
           <w:lang w:val="fr-FR"/>
         </w:rPr>
+        <w:lastRenderedPageBreak/>
         <w:drawing>
           <wp:inline distT="0" distB="0" distL="0" distR="0" wp14:anchorId="4A7983E1" wp14:editId="09067E77">
             <wp:extent cx="5943600" cy="6838950"/>
@@ -792,7 +493,7 @@
                     <pic:cNvPicPr/>
                   </pic:nvPicPr>
                   <pic:blipFill>
-                    <a:blip r:embed="rId8"/>
+                    <a:blip r:embed="rId10"/>
                     <a:stretch>
                       <a:fillRect/>
                     </a:stretch>
@@ -831,7 +532,6 @@
           <w:szCs w:val="24"/>
           <w:lang w:val="fr-FR"/>
         </w:rPr>
-        <w:lastRenderedPageBreak/>
         <w:t>Routage et garde-fous</w:t>
       </w:r>
     </w:p>
@@ -864,6 +564,7 @@
           <w:rFonts w:asciiTheme="majorBidi" w:hAnsiTheme="majorBidi" w:cstheme="majorBidi"/>
           <w:lang w:val="fr-FR"/>
         </w:rPr>
+        <w:lastRenderedPageBreak/>
         <w:t>Les garde-fous SQL imposent SELECT uniquement, valident tables et colonnes contre un schéma autorisé, bloquent les mots-clés destructifs, limitent la longueur SQL, les commentaires, les JOIN, les CTE et la profondeur de requête. Les LIMIT sont ajoutés ou réduits automatiquement.</w:t>
       </w:r>
     </w:p>
@@ -880,39 +581,7 @@
           <w:rFonts w:asciiTheme="majorBidi" w:hAnsiTheme="majorBidi" w:cstheme="majorBidi"/>
           <w:lang w:val="fr-FR"/>
         </w:rPr>
-        <w:t xml:space="preserve">L’exécution </w:t>
-      </w:r>
-      <w:proofErr w:type="spellStart"/>
-      <w:r>
-        <w:rPr>
-          <w:rFonts w:asciiTheme="majorBidi" w:hAnsiTheme="majorBidi" w:cstheme="majorBidi"/>
-          <w:lang w:val="fr-FR"/>
-        </w:rPr>
-        <w:t>DuckDB</w:t>
-      </w:r>
-      <w:proofErr w:type="spellEnd"/>
-      <w:r>
-        <w:rPr>
-          <w:rFonts w:asciiTheme="majorBidi" w:hAnsiTheme="majorBidi" w:cstheme="majorBidi"/>
-          <w:lang w:val="fr-FR"/>
-        </w:rPr>
-        <w:t xml:space="preserve"> applique des limites de ressources, notamment timeout, mémoire et nombre de threads. Les requêtes </w:t>
-      </w:r>
-      <w:proofErr w:type="spellStart"/>
-      <w:r>
-        <w:rPr>
-          <w:rFonts w:asciiTheme="majorBidi" w:hAnsiTheme="majorBidi" w:cstheme="majorBidi"/>
-          <w:lang w:val="fr-FR"/>
-        </w:rPr>
-        <w:t>adversariales</w:t>
-      </w:r>
-      <w:proofErr w:type="spellEnd"/>
-      <w:r>
-        <w:rPr>
-          <w:rFonts w:asciiTheme="majorBidi" w:hAnsiTheme="majorBidi" w:cstheme="majorBidi"/>
-          <w:lang w:val="fr-FR"/>
-        </w:rPr>
-        <w:t>, les demandes hors périmètre, l’exfiltration de données, l’accès aux secrets et les prompts toxiques sont refusés.</w:t>
+        <w:t>L’exécution DuckDB applique des limites de ressources, notamment timeout, mémoire et nombre de threads. Les requêtes adversariales, les demandes hors périmètre, l’exfiltration de données, l’accès aux secrets et les prompts toxiques sont refusés.</w:t>
       </w:r>
     </w:p>
     <w:p>
@@ -961,7 +630,7 @@
                     <pic:cNvPicPr/>
                   </pic:nvPicPr>
                   <pic:blipFill>
-                    <a:blip r:embed="rId9"/>
+                    <a:blip r:embed="rId11"/>
                     <a:stretch>
                       <a:fillRect/>
                     </a:stretch>
@@ -1032,23 +701,7 @@
           <w:rFonts w:asciiTheme="majorBidi" w:hAnsiTheme="majorBidi" w:cstheme="majorBidi"/>
           <w:lang w:val="fr-FR"/>
         </w:rPr>
-        <w:t xml:space="preserve">Le streaming est activé pour la réponse finale, mais les appels JSON internes de routage, contextualisation et génération SQL restent non </w:t>
-      </w:r>
-      <w:proofErr w:type="spellStart"/>
-      <w:r>
-        <w:rPr>
-          <w:rFonts w:asciiTheme="majorBidi" w:hAnsiTheme="majorBidi" w:cstheme="majorBidi"/>
-          <w:lang w:val="fr-FR"/>
-        </w:rPr>
-        <w:t>streamés</w:t>
-      </w:r>
-      <w:proofErr w:type="spellEnd"/>
-      <w:r>
-        <w:rPr>
-          <w:rFonts w:asciiTheme="majorBidi" w:hAnsiTheme="majorBidi" w:cstheme="majorBidi"/>
-          <w:lang w:val="fr-FR"/>
-        </w:rPr>
-        <w:t xml:space="preserve"> pour préserver des sorties structurées validables. Certaines conversations longues pourraient bénéficier d’une compression automatique du contexte.</w:t>
+        <w:t>Le streaming est activé pour la réponse finale, mais les appels JSON internes de routage, contextualisation et génération SQL restent non streamés pour préserver des sorties structurées validables. Certaines conversations longues pourraient bénéficier d’une compression automatique du contexte.</w:t>
       </w:r>
     </w:p>
     <w:p>
@@ -1064,27 +717,11 @@
           <w:rFonts w:asciiTheme="majorBidi" w:hAnsiTheme="majorBidi" w:cstheme="majorBidi"/>
           <w:lang w:val="fr-FR"/>
         </w:rPr>
-        <w:t xml:space="preserve">Les prochaines étapes recommandées sont l’enrichissement continu des cas d’évaluation et, si le projet devient production, l’ajout d’authentification, de rate </w:t>
-      </w:r>
-      <w:proofErr w:type="spellStart"/>
-      <w:r>
-        <w:rPr>
-          <w:rFonts w:asciiTheme="majorBidi" w:hAnsiTheme="majorBidi" w:cstheme="majorBidi"/>
-          <w:lang w:val="fr-FR"/>
-        </w:rPr>
-        <w:t>limiting</w:t>
-      </w:r>
-      <w:proofErr w:type="spellEnd"/>
-      <w:r>
-        <w:rPr>
-          <w:rFonts w:asciiTheme="majorBidi" w:hAnsiTheme="majorBidi" w:cstheme="majorBidi"/>
-          <w:lang w:val="fr-FR"/>
-        </w:rPr>
-        <w:t xml:space="preserve"> et d’un suivi coût/utilisateur plus strict</w:t>
+        <w:t>Les prochaines étapes recommandées sont l’enrichissement continu des cas d’évaluation et, si le projet devient production, l’ajout d’authentification, de rate limiting et d’un suivi coût/utilisateur plus strict</w:t>
       </w:r>
     </w:p>
     <w:sectPr>
-      <w:footerReference w:type="default" r:id="rId10"/>
+      <w:footerReference w:type="default" r:id="rId12"/>
       <w:pgSz w:w="12240" w:h="15840"/>
       <w:pgMar w:top="1440" w:right="1440" w:bottom="1440" w:left="1440" w:header="708" w:footer="708" w:gutter="0"/>
       <w:cols w:space="720"/>

--- a/docs/Compte_rendu_livrable_challenge_ai_engineer.docx
+++ b/docs/Compte_rendu_livrable_challenge_ai_engineer.docx
@@ -141,6 +141,73 @@
       <w:pPr>
         <w:rPr>
           <w:rFonts w:asciiTheme="majorBidi" w:hAnsiTheme="majorBidi" w:cstheme="majorBidi"/>
+        </w:rPr>
+      </w:pPr>
+      <w:r>
+        <w:rPr>
+          <w:rFonts w:asciiTheme="majorBidi" w:hAnsiTheme="majorBidi" w:cstheme="majorBidi"/>
+          <w:b/>
+        </w:rPr>
+        <w:t xml:space="preserve">Interface web: </w:t>
+      </w:r>
+      <w:r>
+        <w:rPr>
+          <w:rFonts w:asciiTheme="majorBidi" w:hAnsiTheme="majorBidi" w:cstheme="majorBidi"/>
+        </w:rPr>
+        <w:fldChar w:fldCharType="begin"/>
+      </w:r>
+      <w:r>
+        <w:rPr>
+          <w:rFonts w:asciiTheme="majorBidi" w:hAnsiTheme="majorBidi" w:cstheme="majorBidi"/>
+        </w:rPr>
+        <w:instrText>HYPERLINK "https://artefact-challenge.streamlit.app/" \h</w:instrText>
+      </w:r>
+      <w:r>
+        <w:rPr>
+          <w:rFonts w:asciiTheme="majorBidi" w:hAnsiTheme="majorBidi" w:cstheme="majorBidi"/>
+        </w:rPr>
+      </w:r>
+      <w:r>
+        <w:rPr>
+          <w:rFonts w:asciiTheme="majorBidi" w:hAnsiTheme="majorBidi" w:cstheme="majorBidi"/>
+        </w:rPr>
+        <w:fldChar w:fldCharType="separate"/>
+      </w:r>
+      <w:r>
+        <w:rPr>
+          <w:rFonts w:asciiTheme="majorBidi" w:hAnsiTheme="majorBidi" w:cstheme="majorBidi"/>
+          <w:color w:val="0563C1"/>
+          <w:u w:val="single"/>
+        </w:rPr>
+        <w:t>https://artefact-</w:t>
+      </w:r>
+      <w:r>
+        <w:rPr>
+          <w:rFonts w:asciiTheme="majorBidi" w:hAnsiTheme="majorBidi" w:cstheme="majorBidi"/>
+          <w:color w:val="0563C1"/>
+          <w:u w:val="single"/>
+        </w:rPr>
+        <w:t>c</w:t>
+      </w:r>
+      <w:r>
+        <w:rPr>
+          <w:rFonts w:asciiTheme="majorBidi" w:hAnsiTheme="majorBidi" w:cstheme="majorBidi"/>
+          <w:color w:val="0563C1"/>
+          <w:u w:val="single"/>
+        </w:rPr>
+        <w:t>hallenge.streamlit.app/</w:t>
+      </w:r>
+      <w:r>
+        <w:rPr>
+          <w:rFonts w:asciiTheme="majorBidi" w:hAnsiTheme="majorBidi" w:cstheme="majorBidi"/>
+        </w:rPr>
+        <w:fldChar w:fldCharType="end"/>
+      </w:r>
+    </w:p>
+    <w:p>
+      <w:pPr>
+        <w:rPr>
+          <w:rFonts w:asciiTheme="majorBidi" w:hAnsiTheme="majorBidi" w:cstheme="majorBidi"/>
           <w:lang w:val="fr-FR"/>
         </w:rPr>
       </w:pPr>
@@ -150,7 +217,25 @@
           <w:b/>
           <w:lang w:val="fr-FR"/>
         </w:rPr>
-        <w:t xml:space="preserve">Run Langfuse de référence : </w:t>
+        <w:t xml:space="preserve">Run </w:t>
+      </w:r>
+      <w:proofErr w:type="spellStart"/>
+      <w:r>
+        <w:rPr>
+          <w:rFonts w:asciiTheme="majorBidi" w:hAnsiTheme="majorBidi" w:cstheme="majorBidi"/>
+          <w:b/>
+          <w:lang w:val="fr-FR"/>
+        </w:rPr>
+        <w:t>Langfuse</w:t>
+      </w:r>
+      <w:proofErr w:type="spellEnd"/>
+      <w:r>
+        <w:rPr>
+          <w:rFonts w:asciiTheme="majorBidi" w:hAnsiTheme="majorBidi" w:cstheme="majorBidi"/>
+          <w:b/>
+          <w:lang w:val="fr-FR"/>
+        </w:rPr>
+        <w:t xml:space="preserve"> de référence : </w:t>
       </w:r>
       <w:hyperlink r:id="rId9">
         <w:r>
@@ -177,7 +262,25 @@
           <w:b/>
           <w:lang w:val="fr-FR"/>
         </w:rPr>
-        <w:t xml:space="preserve">Accès Langfuse : </w:t>
+        <w:t xml:space="preserve">Accès </w:t>
+      </w:r>
+      <w:proofErr w:type="spellStart"/>
+      <w:r>
+        <w:rPr>
+          <w:rFonts w:asciiTheme="majorBidi" w:hAnsiTheme="majorBidi" w:cstheme="majorBidi"/>
+          <w:b/>
+          <w:lang w:val="fr-FR"/>
+        </w:rPr>
+        <w:t>Langfuse</w:t>
+      </w:r>
+      <w:proofErr w:type="spellEnd"/>
+      <w:r>
+        <w:rPr>
+          <w:rFonts w:asciiTheme="majorBidi" w:hAnsiTheme="majorBidi" w:cstheme="majorBidi"/>
+          <w:b/>
+          <w:lang w:val="fr-FR"/>
+        </w:rPr>
+        <w:t xml:space="preserve"> : </w:t>
       </w:r>
       <w:r>
         <w:rPr>
@@ -230,7 +333,55 @@
           <w:rFonts w:asciiTheme="majorBidi" w:hAnsiTheme="majorBidi" w:cstheme="majorBidi"/>
           <w:lang w:val="fr-FR"/>
         </w:rPr>
-        <w:t>Le projet met en place une application Streamlit permettant d’interroger le PDF officiel des résultats électoraux EDAN 2025. Le pipeline extrait les données du PDF, construit une base DuckDB, prépare des vues analytiques, génère des chunks RAG et calcule des embeddings pour la recherche hybride.</w:t>
+        <w:t xml:space="preserve">Le projet met en place une application Streamlit permettant d’interroger le PDF officiel des résultats électoraux EDAN 2025. Le pipeline extrait les données du PDF, construit une base </w:t>
+      </w:r>
+      <w:proofErr w:type="spellStart"/>
+      <w:r>
+        <w:rPr>
+          <w:rFonts w:asciiTheme="majorBidi" w:hAnsiTheme="majorBidi" w:cstheme="majorBidi"/>
+          <w:lang w:val="fr-FR"/>
+        </w:rPr>
+        <w:t>DuckDB</w:t>
+      </w:r>
+      <w:proofErr w:type="spellEnd"/>
+      <w:r>
+        <w:rPr>
+          <w:rFonts w:asciiTheme="majorBidi" w:hAnsiTheme="majorBidi" w:cstheme="majorBidi"/>
+          <w:lang w:val="fr-FR"/>
+        </w:rPr>
+        <w:t xml:space="preserve">, prépare des vues analytiques, génère des </w:t>
+      </w:r>
+      <w:proofErr w:type="spellStart"/>
+      <w:r>
+        <w:rPr>
+          <w:rFonts w:asciiTheme="majorBidi" w:hAnsiTheme="majorBidi" w:cstheme="majorBidi"/>
+          <w:lang w:val="fr-FR"/>
+        </w:rPr>
+        <w:t>chunks</w:t>
+      </w:r>
+      <w:proofErr w:type="spellEnd"/>
+      <w:r>
+        <w:rPr>
+          <w:rFonts w:asciiTheme="majorBidi" w:hAnsiTheme="majorBidi" w:cstheme="majorBidi"/>
+          <w:lang w:val="fr-FR"/>
+        </w:rPr>
+        <w:t xml:space="preserve"> RAG et calcule des </w:t>
+      </w:r>
+      <w:proofErr w:type="spellStart"/>
+      <w:r>
+        <w:rPr>
+          <w:rFonts w:asciiTheme="majorBidi" w:hAnsiTheme="majorBidi" w:cstheme="majorBidi"/>
+          <w:lang w:val="fr-FR"/>
+        </w:rPr>
+        <w:t>embeddings</w:t>
+      </w:r>
+      <w:proofErr w:type="spellEnd"/>
+      <w:r>
+        <w:rPr>
+          <w:rFonts w:asciiTheme="majorBidi" w:hAnsiTheme="majorBidi" w:cstheme="majorBidi"/>
+          <w:lang w:val="fr-FR"/>
+        </w:rPr>
+        <w:t xml:space="preserve"> pour la recherche hybride.</w:t>
       </w:r>
     </w:p>
     <w:p>
@@ -262,7 +413,39 @@
           <w:rFonts w:asciiTheme="majorBidi" w:hAnsiTheme="majorBidi" w:cstheme="majorBidi"/>
           <w:lang w:val="fr-FR"/>
         </w:rPr>
-        <w:t>La traçabilité et l’évaluation sont centralisées dans Langfuse. Les traces couvrent les routes, les nœuds LangGraph, les appels LLM, le SQL, le RAG, les scores, les coûts, les latences et les retours utilisateur. La suite d’évaluation comprend 42 cas et le dernier run complet a obtenu 42/42 réussites.</w:t>
+        <w:t xml:space="preserve">La traçabilité et l’évaluation sont centralisées dans </w:t>
+      </w:r>
+      <w:proofErr w:type="spellStart"/>
+      <w:r>
+        <w:rPr>
+          <w:rFonts w:asciiTheme="majorBidi" w:hAnsiTheme="majorBidi" w:cstheme="majorBidi"/>
+          <w:lang w:val="fr-FR"/>
+        </w:rPr>
+        <w:t>Langfuse</w:t>
+      </w:r>
+      <w:proofErr w:type="spellEnd"/>
+      <w:r>
+        <w:rPr>
+          <w:rFonts w:asciiTheme="majorBidi" w:hAnsiTheme="majorBidi" w:cstheme="majorBidi"/>
+          <w:lang w:val="fr-FR"/>
+        </w:rPr>
+        <w:t xml:space="preserve">. Les traces couvrent les routes, les nœuds </w:t>
+      </w:r>
+      <w:proofErr w:type="spellStart"/>
+      <w:r>
+        <w:rPr>
+          <w:rFonts w:asciiTheme="majorBidi" w:hAnsiTheme="majorBidi" w:cstheme="majorBidi"/>
+          <w:lang w:val="fr-FR"/>
+        </w:rPr>
+        <w:t>LangGraph</w:t>
+      </w:r>
+      <w:proofErr w:type="spellEnd"/>
+      <w:r>
+        <w:rPr>
+          <w:rFonts w:asciiTheme="majorBidi" w:hAnsiTheme="majorBidi" w:cstheme="majorBidi"/>
+          <w:lang w:val="fr-FR"/>
+        </w:rPr>
+        <w:t>, les appels LLM, le SQL, le RAG, les scores, les coûts, les latences et les retours utilisateur. La suite d’évaluation comprend 42 cas et le dernier run complet a obtenu 42/42 réussites.</w:t>
       </w:r>
     </w:p>
     <w:p>
@@ -294,13 +477,41 @@
           <w:lang w:val="fr-FR"/>
         </w:rPr>
       </w:pPr>
+      <w:proofErr w:type="spellStart"/>
       <w:r>
         <w:rPr>
           <w:rFonts w:asciiTheme="majorBidi" w:hAnsiTheme="majorBidi" w:cstheme="majorBidi"/>
           <w:color w:val="000000"/>
           <w:lang w:val="fr-FR"/>
         </w:rPr>
-        <w:t>DuckDB est utilisé comme base locale car le challenge demande un démonstrateur reproductible, simple à lancer et suffisamment performant pour des agrégations électorales. Le PDF EDAN 2025 reste la source de vérité unique ; la base sert uniquement à rendre les données tabulaires interrogeables et auditables.</w:t>
+        <w:t>DuckDB</w:t>
+      </w:r>
+      <w:proofErr w:type="spellEnd"/>
+      <w:r>
+        <w:rPr>
+          <w:rFonts w:asciiTheme="majorBidi" w:hAnsiTheme="majorBidi" w:cstheme="majorBidi"/>
+          <w:color w:val="000000"/>
+          <w:lang w:val="fr-FR"/>
+        </w:rPr>
+        <w:t xml:space="preserve"> est utilisé comme base locale car le </w:t>
+      </w:r>
+      <w:proofErr w:type="gramStart"/>
+      <w:r>
+        <w:rPr>
+          <w:rFonts w:asciiTheme="majorBidi" w:hAnsiTheme="majorBidi" w:cstheme="majorBidi"/>
+          <w:color w:val="000000"/>
+          <w:lang w:val="fr-FR"/>
+        </w:rPr>
+        <w:t>challenge</w:t>
+      </w:r>
+      <w:proofErr w:type="gramEnd"/>
+      <w:r>
+        <w:rPr>
+          <w:rFonts w:asciiTheme="majorBidi" w:hAnsiTheme="majorBidi" w:cstheme="majorBidi"/>
+          <w:color w:val="000000"/>
+          <w:lang w:val="fr-FR"/>
+        </w:rPr>
+        <w:t xml:space="preserve"> demande un démonstrateur reproductible, simple à lancer et suffisamment performant pour des agrégations électorales. Le PDF EDAN 2025 reste la source de vérité unique ; la base sert uniquement à rendre les données tabulaires interrogeables et auditables.</w:t>
       </w:r>
     </w:p>
     <w:p>
@@ -352,7 +563,115 @@
           <w:color w:val="000000"/>
           <w:lang w:val="fr-FR"/>
         </w:rPr>
-        <w:t>La table rag_chunks sert au chemin RAG : elle transforme les lignes importantes du PDF en texte recherchable avec embeddings, tout en conservant source_page, source_type, source_id et chunk_id. Cette séparation permet de répondre aux questions narratives ou floues sans exposer directement toutes les tables SQL.</w:t>
+        <w:t xml:space="preserve">La table </w:t>
+      </w:r>
+      <w:proofErr w:type="spellStart"/>
+      <w:r>
+        <w:rPr>
+          <w:rFonts w:asciiTheme="majorBidi" w:hAnsiTheme="majorBidi" w:cstheme="majorBidi"/>
+          <w:color w:val="000000"/>
+          <w:lang w:val="fr-FR"/>
+        </w:rPr>
+        <w:t>rag_chunks</w:t>
+      </w:r>
+      <w:proofErr w:type="spellEnd"/>
+      <w:r>
+        <w:rPr>
+          <w:rFonts w:asciiTheme="majorBidi" w:hAnsiTheme="majorBidi" w:cstheme="majorBidi"/>
+          <w:color w:val="000000"/>
+          <w:lang w:val="fr-FR"/>
+        </w:rPr>
+        <w:t xml:space="preserve"> sert au chemin RAG : elle transforme les lignes importantes du PDF en texte recherchable avec </w:t>
+      </w:r>
+      <w:proofErr w:type="spellStart"/>
+      <w:r>
+        <w:rPr>
+          <w:rFonts w:asciiTheme="majorBidi" w:hAnsiTheme="majorBidi" w:cstheme="majorBidi"/>
+          <w:color w:val="000000"/>
+          <w:lang w:val="fr-FR"/>
+        </w:rPr>
+        <w:t>embeddings</w:t>
+      </w:r>
+      <w:proofErr w:type="spellEnd"/>
+      <w:r>
+        <w:rPr>
+          <w:rFonts w:asciiTheme="majorBidi" w:hAnsiTheme="majorBidi" w:cstheme="majorBidi"/>
+          <w:color w:val="000000"/>
+          <w:lang w:val="fr-FR"/>
+        </w:rPr>
+        <w:t xml:space="preserve">, tout en conservant </w:t>
+      </w:r>
+      <w:proofErr w:type="spellStart"/>
+      <w:r>
+        <w:rPr>
+          <w:rFonts w:asciiTheme="majorBidi" w:hAnsiTheme="majorBidi" w:cstheme="majorBidi"/>
+          <w:color w:val="000000"/>
+          <w:lang w:val="fr-FR"/>
+        </w:rPr>
+        <w:t>source_page</w:t>
+      </w:r>
+      <w:proofErr w:type="spellEnd"/>
+      <w:r>
+        <w:rPr>
+          <w:rFonts w:asciiTheme="majorBidi" w:hAnsiTheme="majorBidi" w:cstheme="majorBidi"/>
+          <w:color w:val="000000"/>
+          <w:lang w:val="fr-FR"/>
+        </w:rPr>
+        <w:t xml:space="preserve">, </w:t>
+      </w:r>
+      <w:proofErr w:type="spellStart"/>
+      <w:r>
+        <w:rPr>
+          <w:rFonts w:asciiTheme="majorBidi" w:hAnsiTheme="majorBidi" w:cstheme="majorBidi"/>
+          <w:color w:val="000000"/>
+          <w:lang w:val="fr-FR"/>
+        </w:rPr>
+        <w:t>source_type</w:t>
+      </w:r>
+      <w:proofErr w:type="spellEnd"/>
+      <w:r>
+        <w:rPr>
+          <w:rFonts w:asciiTheme="majorBidi" w:hAnsiTheme="majorBidi" w:cstheme="majorBidi"/>
+          <w:color w:val="000000"/>
+          <w:lang w:val="fr-FR"/>
+        </w:rPr>
+        <w:t xml:space="preserve">, </w:t>
+      </w:r>
+      <w:proofErr w:type="spellStart"/>
+      <w:r>
+        <w:rPr>
+          <w:rFonts w:asciiTheme="majorBidi" w:hAnsiTheme="majorBidi" w:cstheme="majorBidi"/>
+          <w:color w:val="000000"/>
+          <w:lang w:val="fr-FR"/>
+        </w:rPr>
+        <w:t>source_id</w:t>
+      </w:r>
+      <w:proofErr w:type="spellEnd"/>
+      <w:r>
+        <w:rPr>
+          <w:rFonts w:asciiTheme="majorBidi" w:hAnsiTheme="majorBidi" w:cstheme="majorBidi"/>
+          <w:color w:val="000000"/>
+          <w:lang w:val="fr-FR"/>
+        </w:rPr>
+        <w:t xml:space="preserve"> et </w:t>
+      </w:r>
+      <w:proofErr w:type="spellStart"/>
+      <w:r>
+        <w:rPr>
+          <w:rFonts w:asciiTheme="majorBidi" w:hAnsiTheme="majorBidi" w:cstheme="majorBidi"/>
+          <w:color w:val="000000"/>
+          <w:lang w:val="fr-FR"/>
+        </w:rPr>
+        <w:t>chunk_id</w:t>
+      </w:r>
+      <w:proofErr w:type="spellEnd"/>
+      <w:r>
+        <w:rPr>
+          <w:rFonts w:asciiTheme="majorBidi" w:hAnsiTheme="majorBidi" w:cstheme="majorBidi"/>
+          <w:color w:val="000000"/>
+          <w:lang w:val="fr-FR"/>
+        </w:rPr>
+        <w:t>. Cette séparation permet de répondre aux questions narratives ou floues sans exposer directement toutes les tables SQL.</w:t>
       </w:r>
     </w:p>
     <w:p>
@@ -369,7 +688,26 @@
           <w:color w:val="000000"/>
           <w:lang w:val="fr-FR"/>
         </w:rPr>
-        <w:t>La table entity_aliases centralise les variantes d’écriture, fautes fréquentes, accents, casse et alias de partis/localités. Elle améliore la robustesse du routage et évite de demander au LLM de deviner seul les correspondances d’entités.</w:t>
+        <w:lastRenderedPageBreak/>
+        <w:t xml:space="preserve">La table </w:t>
+      </w:r>
+      <w:proofErr w:type="spellStart"/>
+      <w:r>
+        <w:rPr>
+          <w:rFonts w:asciiTheme="majorBidi" w:hAnsiTheme="majorBidi" w:cstheme="majorBidi"/>
+          <w:color w:val="000000"/>
+          <w:lang w:val="fr-FR"/>
+        </w:rPr>
+        <w:t>entity_aliases</w:t>
+      </w:r>
+      <w:proofErr w:type="spellEnd"/>
+      <w:r>
+        <w:rPr>
+          <w:rFonts w:asciiTheme="majorBidi" w:hAnsiTheme="majorBidi" w:cstheme="majorBidi"/>
+          <w:color w:val="000000"/>
+          <w:lang w:val="fr-FR"/>
+        </w:rPr>
+        <w:t xml:space="preserve"> centralise les variantes d’écriture, fautes fréquentes, accents, casse et alias de partis/localités. Elle améliore la robustesse du routage et évite de demander au LLM de deviner seul les correspondances d’entités.</w:t>
       </w:r>
     </w:p>
     <w:p>
@@ -386,8 +724,61 @@
           <w:color w:val="000000"/>
           <w:lang w:val="fr-FR"/>
         </w:rPr>
-        <w:lastRenderedPageBreak/>
-        <w:t>La table dataset_versions documente la reproductibilité : hash du PDF, versions de schéma/chunking, modèle d’embedding et volumes extraits. Elle permet de savoir exactement sur quelle version de données une réponse ou une évaluation a été produite.</w:t>
+        <w:t xml:space="preserve">La table </w:t>
+      </w:r>
+      <w:proofErr w:type="spellStart"/>
+      <w:r>
+        <w:rPr>
+          <w:rFonts w:asciiTheme="majorBidi" w:hAnsiTheme="majorBidi" w:cstheme="majorBidi"/>
+          <w:color w:val="000000"/>
+          <w:lang w:val="fr-FR"/>
+        </w:rPr>
+        <w:t>dataset_versions</w:t>
+      </w:r>
+      <w:proofErr w:type="spellEnd"/>
+      <w:r>
+        <w:rPr>
+          <w:rFonts w:asciiTheme="majorBidi" w:hAnsiTheme="majorBidi" w:cstheme="majorBidi"/>
+          <w:color w:val="000000"/>
+          <w:lang w:val="fr-FR"/>
+        </w:rPr>
+        <w:t xml:space="preserve"> documente la reproductibilité : hash du PDF, versions de schéma/</w:t>
+      </w:r>
+      <w:proofErr w:type="spellStart"/>
+      <w:r>
+        <w:rPr>
+          <w:rFonts w:asciiTheme="majorBidi" w:hAnsiTheme="majorBidi" w:cstheme="majorBidi"/>
+          <w:color w:val="000000"/>
+          <w:lang w:val="fr-FR"/>
+        </w:rPr>
+        <w:t>chunking</w:t>
+      </w:r>
+      <w:proofErr w:type="spellEnd"/>
+      <w:r>
+        <w:rPr>
+          <w:rFonts w:asciiTheme="majorBidi" w:hAnsiTheme="majorBidi" w:cstheme="majorBidi"/>
+          <w:color w:val="000000"/>
+          <w:lang w:val="fr-FR"/>
+        </w:rPr>
+        <w:t>, modèle d’</w:t>
+      </w:r>
+      <w:proofErr w:type="spellStart"/>
+      <w:r>
+        <w:rPr>
+          <w:rFonts w:asciiTheme="majorBidi" w:hAnsiTheme="majorBidi" w:cstheme="majorBidi"/>
+          <w:color w:val="000000"/>
+          <w:lang w:val="fr-FR"/>
+        </w:rPr>
+        <w:t>embedding</w:t>
+      </w:r>
+      <w:proofErr w:type="spellEnd"/>
+      <w:r>
+        <w:rPr>
+          <w:rFonts w:asciiTheme="majorBidi" w:hAnsiTheme="majorBidi" w:cstheme="majorBidi"/>
+          <w:color w:val="000000"/>
+          <w:lang w:val="fr-FR"/>
+        </w:rPr>
+        <w:t xml:space="preserve"> et volumes extraits. Elle permet de savoir exactement sur quelle version de données une réponse ou une évaluation a été produite.</w:t>
       </w:r>
     </w:p>
     <w:p>
@@ -404,7 +795,79 @@
           <w:color w:val="000000"/>
           <w:lang w:val="fr-FR"/>
         </w:rPr>
-        <w:t>Les vues vw_results_clean, vw_winners, vw_turnout_by_region et vw_national_summary sont volontairement exposées à l’agent SQL. Elles simplifient les requêtes, réduisent le risque d’erreur de jointure et limitent le périmètre accessible au modèle.</w:t>
+        <w:t xml:space="preserve">Les vues </w:t>
+      </w:r>
+      <w:proofErr w:type="spellStart"/>
+      <w:r>
+        <w:rPr>
+          <w:rFonts w:asciiTheme="majorBidi" w:hAnsiTheme="majorBidi" w:cstheme="majorBidi"/>
+          <w:color w:val="000000"/>
+          <w:lang w:val="fr-FR"/>
+        </w:rPr>
+        <w:t>vw_results_clean</w:t>
+      </w:r>
+      <w:proofErr w:type="spellEnd"/>
+      <w:r>
+        <w:rPr>
+          <w:rFonts w:asciiTheme="majorBidi" w:hAnsiTheme="majorBidi" w:cstheme="majorBidi"/>
+          <w:color w:val="000000"/>
+          <w:lang w:val="fr-FR"/>
+        </w:rPr>
+        <w:t xml:space="preserve">, </w:t>
+      </w:r>
+      <w:proofErr w:type="spellStart"/>
+      <w:r>
+        <w:rPr>
+          <w:rFonts w:asciiTheme="majorBidi" w:hAnsiTheme="majorBidi" w:cstheme="majorBidi"/>
+          <w:color w:val="000000"/>
+          <w:lang w:val="fr-FR"/>
+        </w:rPr>
+        <w:t>vw_winners</w:t>
+      </w:r>
+      <w:proofErr w:type="spellEnd"/>
+      <w:r>
+        <w:rPr>
+          <w:rFonts w:asciiTheme="majorBidi" w:hAnsiTheme="majorBidi" w:cstheme="majorBidi"/>
+          <w:color w:val="000000"/>
+          <w:lang w:val="fr-FR"/>
+        </w:rPr>
+        <w:t xml:space="preserve">, </w:t>
+      </w:r>
+      <w:proofErr w:type="spellStart"/>
+      <w:r>
+        <w:rPr>
+          <w:rFonts w:asciiTheme="majorBidi" w:hAnsiTheme="majorBidi" w:cstheme="majorBidi"/>
+          <w:color w:val="000000"/>
+          <w:lang w:val="fr-FR"/>
+        </w:rPr>
+        <w:t>vw_turnout_by_region</w:t>
+      </w:r>
+      <w:proofErr w:type="spellEnd"/>
+      <w:r>
+        <w:rPr>
+          <w:rFonts w:asciiTheme="majorBidi" w:hAnsiTheme="majorBidi" w:cstheme="majorBidi"/>
+          <w:color w:val="000000"/>
+          <w:lang w:val="fr-FR"/>
+        </w:rPr>
+        <w:t xml:space="preserve"> et </w:t>
+      </w:r>
+      <w:proofErr w:type="spellStart"/>
+      <w:r>
+        <w:rPr>
+          <w:rFonts w:asciiTheme="majorBidi" w:hAnsiTheme="majorBidi" w:cstheme="majorBidi"/>
+          <w:color w:val="000000"/>
+          <w:lang w:val="fr-FR"/>
+        </w:rPr>
+        <w:t>vw_national_summary</w:t>
+      </w:r>
+      <w:proofErr w:type="spellEnd"/>
+      <w:r>
+        <w:rPr>
+          <w:rFonts w:asciiTheme="majorBidi" w:hAnsiTheme="majorBidi" w:cstheme="majorBidi"/>
+          <w:color w:val="000000"/>
+          <w:lang w:val="fr-FR"/>
+        </w:rPr>
+        <w:t xml:space="preserve"> sont volontairement exposées à l’agent SQL. Elles simplifient les requêtes, réduisent le risque d’erreur de jointure et limitent le périmètre accessible au modèle.</w:t>
       </w:r>
     </w:p>
     <w:p>
@@ -421,7 +884,61 @@
           <w:color w:val="000000"/>
           <w:lang w:val="fr-FR"/>
         </w:rPr>
-        <w:t>Les tables techniques eval_cases et query_traces servent respectivement aux tests et à l’audit historique de requêtes. L’observabilité principale est aujourd’hui dans Langfuse, mais ces tables décrivent le niveau de suivi prévu dans la base de démonstration.</w:t>
+        <w:t xml:space="preserve">Les tables techniques </w:t>
+      </w:r>
+      <w:proofErr w:type="spellStart"/>
+      <w:r>
+        <w:rPr>
+          <w:rFonts w:asciiTheme="majorBidi" w:hAnsiTheme="majorBidi" w:cstheme="majorBidi"/>
+          <w:color w:val="000000"/>
+          <w:lang w:val="fr-FR"/>
+        </w:rPr>
+        <w:t>eval_cases</w:t>
+      </w:r>
+      <w:proofErr w:type="spellEnd"/>
+      <w:r>
+        <w:rPr>
+          <w:rFonts w:asciiTheme="majorBidi" w:hAnsiTheme="majorBidi" w:cstheme="majorBidi"/>
+          <w:color w:val="000000"/>
+          <w:lang w:val="fr-FR"/>
+        </w:rPr>
+        <w:t xml:space="preserve"> et </w:t>
+      </w:r>
+      <w:proofErr w:type="spellStart"/>
+      <w:r>
+        <w:rPr>
+          <w:rFonts w:asciiTheme="majorBidi" w:hAnsiTheme="majorBidi" w:cstheme="majorBidi"/>
+          <w:color w:val="000000"/>
+          <w:lang w:val="fr-FR"/>
+        </w:rPr>
+        <w:t>query_traces</w:t>
+      </w:r>
+      <w:proofErr w:type="spellEnd"/>
+      <w:r>
+        <w:rPr>
+          <w:rFonts w:asciiTheme="majorBidi" w:hAnsiTheme="majorBidi" w:cstheme="majorBidi"/>
+          <w:color w:val="000000"/>
+          <w:lang w:val="fr-FR"/>
+        </w:rPr>
+        <w:t xml:space="preserve"> servent respectivement aux tests et à l’audit historique de requêtes. L’observabilité principale est aujourd’hui dans </w:t>
+      </w:r>
+      <w:proofErr w:type="spellStart"/>
+      <w:r>
+        <w:rPr>
+          <w:rFonts w:asciiTheme="majorBidi" w:hAnsiTheme="majorBidi" w:cstheme="majorBidi"/>
+          <w:color w:val="000000"/>
+          <w:lang w:val="fr-FR"/>
+        </w:rPr>
+        <w:t>Langfuse</w:t>
+      </w:r>
+      <w:proofErr w:type="spellEnd"/>
+      <w:r>
+        <w:rPr>
+          <w:rFonts w:asciiTheme="majorBidi" w:hAnsiTheme="majorBidi" w:cstheme="majorBidi"/>
+          <w:color w:val="000000"/>
+          <w:lang w:val="fr-FR"/>
+        </w:rPr>
+        <w:t>, mais ces tables décrivent le niveau de suivi prévu dans la base de démonstration.</w:t>
       </w:r>
     </w:p>
     <w:p>
@@ -458,8 +975,19 @@
           <w:color w:val="555555"/>
           <w:lang w:val="fr-FR"/>
         </w:rPr>
-        <w:t>ase DuckDB</w:t>
+        <w:t xml:space="preserve">ase </w:t>
       </w:r>
+      <w:proofErr w:type="spellStart"/>
+      <w:r>
+        <w:rPr>
+          <w:rFonts w:asciiTheme="majorBidi" w:hAnsiTheme="majorBidi" w:cstheme="majorBidi"/>
+          <w:i/>
+          <w:color w:val="555555"/>
+          <w:lang w:val="fr-FR"/>
+        </w:rPr>
+        <w:t>DuckDB</w:t>
+      </w:r>
+      <w:proofErr w:type="spellEnd"/>
     </w:p>
     <w:p>
       <w:pPr>
@@ -581,7 +1109,39 @@
           <w:rFonts w:asciiTheme="majorBidi" w:hAnsiTheme="majorBidi" w:cstheme="majorBidi"/>
           <w:lang w:val="fr-FR"/>
         </w:rPr>
-        <w:t>L’exécution DuckDB applique des limites de ressources, notamment timeout, mémoire et nombre de threads. Les requêtes adversariales, les demandes hors périmètre, l’exfiltration de données, l’accès aux secrets et les prompts toxiques sont refusés.</w:t>
+        <w:t xml:space="preserve">L’exécution </w:t>
+      </w:r>
+      <w:proofErr w:type="spellStart"/>
+      <w:r>
+        <w:rPr>
+          <w:rFonts w:asciiTheme="majorBidi" w:hAnsiTheme="majorBidi" w:cstheme="majorBidi"/>
+          <w:lang w:val="fr-FR"/>
+        </w:rPr>
+        <w:t>DuckDB</w:t>
+      </w:r>
+      <w:proofErr w:type="spellEnd"/>
+      <w:r>
+        <w:rPr>
+          <w:rFonts w:asciiTheme="majorBidi" w:hAnsiTheme="majorBidi" w:cstheme="majorBidi"/>
+          <w:lang w:val="fr-FR"/>
+        </w:rPr>
+        <w:t xml:space="preserve"> applique des limites de ressources, notamment timeout, mémoire et nombre de threads. Les requêtes </w:t>
+      </w:r>
+      <w:proofErr w:type="spellStart"/>
+      <w:r>
+        <w:rPr>
+          <w:rFonts w:asciiTheme="majorBidi" w:hAnsiTheme="majorBidi" w:cstheme="majorBidi"/>
+          <w:lang w:val="fr-FR"/>
+        </w:rPr>
+        <w:t>adversariales</w:t>
+      </w:r>
+      <w:proofErr w:type="spellEnd"/>
+      <w:r>
+        <w:rPr>
+          <w:rFonts w:asciiTheme="majorBidi" w:hAnsiTheme="majorBidi" w:cstheme="majorBidi"/>
+          <w:lang w:val="fr-FR"/>
+        </w:rPr>
+        <w:t>, les demandes hors périmètre, l’exfiltration de données, l’accès aux secrets et les prompts toxiques sont refusés.</w:t>
       </w:r>
     </w:p>
     <w:p>
@@ -598,8 +1158,36 @@
           <w:i/>
           <w:color w:val="555555"/>
         </w:rPr>
-        <w:t>Figure — LangGraph minimal de l'application</w:t>
+        <w:t xml:space="preserve">Figure — </w:t>
       </w:r>
+      <w:proofErr w:type="spellStart"/>
+      <w:r>
+        <w:rPr>
+          <w:rFonts w:asciiTheme="majorBidi" w:hAnsiTheme="majorBidi" w:cstheme="majorBidi"/>
+          <w:i/>
+          <w:color w:val="555555"/>
+        </w:rPr>
+        <w:t>LangGraph</w:t>
+      </w:r>
+      <w:proofErr w:type="spellEnd"/>
+      <w:r>
+        <w:rPr>
+          <w:rFonts w:asciiTheme="majorBidi" w:hAnsiTheme="majorBidi" w:cstheme="majorBidi"/>
+          <w:i/>
+          <w:color w:val="555555"/>
+        </w:rPr>
+        <w:t xml:space="preserve"> minimal de </w:t>
+      </w:r>
+      <w:proofErr w:type="spellStart"/>
+      <w:r>
+        <w:rPr>
+          <w:rFonts w:asciiTheme="majorBidi" w:hAnsiTheme="majorBidi" w:cstheme="majorBidi"/>
+          <w:i/>
+          <w:color w:val="555555"/>
+        </w:rPr>
+        <w:t>l'application</w:t>
+      </w:r>
+      <w:proofErr w:type="spellEnd"/>
     </w:p>
     <w:p>
       <w:pPr>
@@ -701,7 +1289,23 @@
           <w:rFonts w:asciiTheme="majorBidi" w:hAnsiTheme="majorBidi" w:cstheme="majorBidi"/>
           <w:lang w:val="fr-FR"/>
         </w:rPr>
-        <w:t>Le streaming est activé pour la réponse finale, mais les appels JSON internes de routage, contextualisation et génération SQL restent non streamés pour préserver des sorties structurées validables. Certaines conversations longues pourraient bénéficier d’une compression automatique du contexte.</w:t>
+        <w:t xml:space="preserve">Le streaming est activé pour la réponse finale, mais les appels JSON internes de routage, contextualisation et génération SQL restent non </w:t>
+      </w:r>
+      <w:proofErr w:type="spellStart"/>
+      <w:r>
+        <w:rPr>
+          <w:rFonts w:asciiTheme="majorBidi" w:hAnsiTheme="majorBidi" w:cstheme="majorBidi"/>
+          <w:lang w:val="fr-FR"/>
+        </w:rPr>
+        <w:t>streamés</w:t>
+      </w:r>
+      <w:proofErr w:type="spellEnd"/>
+      <w:r>
+        <w:rPr>
+          <w:rFonts w:asciiTheme="majorBidi" w:hAnsiTheme="majorBidi" w:cstheme="majorBidi"/>
+          <w:lang w:val="fr-FR"/>
+        </w:rPr>
+        <w:t xml:space="preserve"> pour préserver des sorties structurées validables. Certaines conversations longues pourraient bénéficier d’une compression automatique du contexte.</w:t>
       </w:r>
     </w:p>
     <w:p>
@@ -717,7 +1321,23 @@
           <w:rFonts w:asciiTheme="majorBidi" w:hAnsiTheme="majorBidi" w:cstheme="majorBidi"/>
           <w:lang w:val="fr-FR"/>
         </w:rPr>
-        <w:t>Les prochaines étapes recommandées sont l’enrichissement continu des cas d’évaluation et, si le projet devient production, l’ajout d’authentification, de rate limiting et d’un suivi coût/utilisateur plus strict</w:t>
+        <w:t xml:space="preserve">Les prochaines étapes recommandées sont l’enrichissement continu des cas d’évaluation et, si le projet devient production, l’ajout d’authentification, de rate </w:t>
+      </w:r>
+      <w:proofErr w:type="spellStart"/>
+      <w:r>
+        <w:rPr>
+          <w:rFonts w:asciiTheme="majorBidi" w:hAnsiTheme="majorBidi" w:cstheme="majorBidi"/>
+          <w:lang w:val="fr-FR"/>
+        </w:rPr>
+        <w:t>limiting</w:t>
+      </w:r>
+      <w:proofErr w:type="spellEnd"/>
+      <w:r>
+        <w:rPr>
+          <w:rFonts w:asciiTheme="majorBidi" w:hAnsiTheme="majorBidi" w:cstheme="majorBidi"/>
+          <w:lang w:val="fr-FR"/>
+        </w:rPr>
+        <w:t xml:space="preserve"> et d’un suivi coût/utilisateur plus strict</w:t>
       </w:r>
     </w:p>
     <w:sectPr>
